--- a/EXPORTS/DOCX/published/niveau3/Dutch/KoninklijkeBazar.docx
+++ b/EXPORTS/DOCX/published/niveau3/Dutch/KoninklijkeBazar.docx
@@ -544,14 +544,7 @@
           <w:color w:val="000000"/>
           <w:sz w:val="24"/>
         </w:rPr>
-        <w:hyperlink r:id="rId13" w:history="1">
-          <w:r>
-            <w:rPr>
-              <w:rStyle w:val="Hyperlink"/>
-            </w:rPr>
-            <w:t xml:space="preserve">ing </w:t>
-          </w:r>
-        </w:hyperlink>
+        <w:t xml:space="preserve">ing </w:t>
       </w:r>
       <w:r>
         <w:rPr>
@@ -2987,7 +2980,7 @@
           <w:sz w:val="24"/>
           <w:u w:val="single"/>
         </w:rPr>
-        <w:hyperlink r:id="rId26" w:history="1">
+        <w:hyperlink r:id="rId28" w:history="1">
           <w:r>
             <w:rPr>
               <w:rStyle w:val="Hyperlink"/>
@@ -3005,7 +2998,7 @@
           <w:sz w:val="24"/>
           <w:u w:val="single"/>
         </w:rPr>
-        <w:hyperlink r:id="rId26" w:history="1">
+        <w:hyperlink r:id="rId28" w:history="1">
           <w:r>
             <w:rPr>
               <w:rStyle w:val="Hyperlink"/>
@@ -3081,7 +3074,7 @@
           <w:sz w:val="24"/>
           <w:u w:val="single"/>
         </w:rPr>
-        <w:hyperlink r:id="rId28" w:history="1">
+        <w:hyperlink r:id="rId29" w:history="1">
           <w:r>
             <w:rPr>
               <w:rStyle w:val="Hyperlink"/>
@@ -3099,7 +3092,7 @@
           <w:sz w:val="24"/>
           <w:u w:val="single"/>
         </w:rPr>
-        <w:hyperlink r:id="rId28" w:history="1">
+        <w:hyperlink r:id="rId29" w:history="1">
           <w:r>
             <w:rPr>
               <w:rStyle w:val="Hyperlink"/>
@@ -3117,7 +3110,7 @@
           <w:sz w:val="24"/>
           <w:u w:val="single"/>
         </w:rPr>
-        <w:hyperlink r:id="rId28" w:history="1">
+        <w:hyperlink r:id="rId29" w:history="1">
           <w:r>
             <w:rPr>
               <w:rStyle w:val="Hyperlink"/>
@@ -3145,7 +3138,7 @@
           <w:sz w:val="24"/>
           <w:u w:val="single"/>
         </w:rPr>
-        <w:hyperlink r:id="rId28" w:history="1">
+        <w:hyperlink r:id="rId29" w:history="1">
           <w:r>
             <w:rPr>
               <w:rStyle w:val="Hyperlink"/>
@@ -3174,7 +3167,7 @@
           <w:sz w:val="24"/>
           <w:u w:val="single"/>
         </w:rPr>
-        <w:hyperlink r:id="rId28" w:history="1">
+        <w:hyperlink r:id="rId29" w:history="1">
           <w:r>
             <w:rPr>
               <w:rStyle w:val="Hyperlink"/>
@@ -3296,7 +3289,7 @@
           <w:sz w:val="24"/>
           <w:u w:val="single"/>
         </w:rPr>
-        <w:hyperlink r:id="rId29" w:history="1">
+        <w:hyperlink r:id="rId30" w:history="1">
           <w:r>
             <w:rPr>
               <w:rStyle w:val="Hyperlink"/>
@@ -3314,7 +3307,7 @@
           <w:sz w:val="24"/>
           <w:u w:val="single"/>
         </w:rPr>
-        <w:hyperlink r:id="rId29" w:history="1">
+        <w:hyperlink r:id="rId30" w:history="1">
           <w:r>
             <w:rPr>
               <w:rStyle w:val="Hyperlink"/>
@@ -3332,7 +3325,7 @@
           <w:sz w:val="24"/>
           <w:u w:val="single"/>
         </w:rPr>
-        <w:hyperlink r:id="rId29" w:history="1">
+        <w:hyperlink r:id="rId30" w:history="1">
           <w:r>
             <w:rPr>
               <w:rStyle w:val="Hyperlink"/>
@@ -3360,7 +3353,7 @@
           <w:sz w:val="24"/>
           <w:u w:val="single"/>
         </w:rPr>
-        <w:hyperlink r:id="rId29" w:history="1">
+        <w:hyperlink r:id="rId30" w:history="1">
           <w:r>
             <w:rPr>
               <w:rStyle w:val="Hyperlink"/>
@@ -3389,7 +3382,7 @@
           <w:sz w:val="24"/>
           <w:u w:val="single"/>
         </w:rPr>
-        <w:hyperlink r:id="rId29" w:history="1">
+        <w:hyperlink r:id="rId30" w:history="1">
           <w:r>
             <w:rPr>
               <w:rStyle w:val="Hyperlink"/>

--- a/EXPORTS/DOCX/published/niveau3/Dutch/KoninklijkeBazar.docx
+++ b/EXPORTS/DOCX/published/niveau3/Dutch/KoninklijkeBazar.docx
@@ -555,7 +555,7 @@
           <w:sz w:val="24"/>
           <w:u w:val="single"/>
         </w:rPr>
-        <w:hyperlink r:id="rId13" w:history="1">
+        <w:hyperlink r:id="rId15" w:history="1">
           <w:r>
             <w:rPr>
               <w:rStyle w:val="Hyperlink"/>
@@ -584,7 +584,7 @@
           <w:sz w:val="24"/>
           <w:u w:val="single"/>
         </w:rPr>
-        <w:hyperlink r:id="rId13" w:history="1">
+        <w:hyperlink r:id="rId15" w:history="1">
           <w:r>
             <w:rPr>
               <w:rStyle w:val="Hyperlink"/>
@@ -659,24 +659,13 @@
       </w:r>
       <w:r>
         <w:rPr>
-          <w:u w:val="single" w:color="0000ff"/>
           <w:rFonts w:ascii="Charis SIL Regular" w:hAnsi="Charis SIL Regular" w:eastAsia="Charis SIL Regular"/>
           <w:b w:val="0"/>
           <w:i w:val="0"/>
           <w:color w:val="000000"/>
           <w:sz w:val="24"/>
         </w:rPr>
-        <w:t>t</w:t>
-      </w:r>
-      <w:r>
-        <w:rPr>
-          <w:rFonts w:ascii="Charis SIL Regular" w:hAnsi="Charis SIL Regular" w:eastAsia="Charis SIL Regular"/>
-          <w:b w:val="0"/>
-          <w:i w:val="0"/>
-          <w:color w:val="000000"/>
-          <w:sz w:val="24"/>
-        </w:rPr>
-        <w:t xml:space="preserve"> </w:t>
+        <w:t xml:space="preserve">t </w:t>
       </w:r>
       <w:r>
         <w:rPr>
@@ -687,7 +676,7 @@
           <w:sz w:val="24"/>
           <w:u w:val="single"/>
         </w:rPr>
-        <w:hyperlink r:id="rId15" w:history="1">
+        <w:hyperlink r:id="rId16" w:history="1">
           <w:r>
             <w:rPr>
               <w:rStyle w:val="Hyperlink"/>
@@ -716,7 +705,7 @@
           <w:sz w:val="24"/>
           <w:u w:val="single"/>
         </w:rPr>
-        <w:hyperlink r:id="rId15" w:history="1">
+        <w:hyperlink r:id="rId16" w:history="1">
           <w:r>
             <w:rPr>
               <w:rStyle w:val="Hyperlink"/>
@@ -745,7 +734,7 @@
           <w:sz w:val="24"/>
           <w:u w:val="single"/>
         </w:rPr>
-        <w:hyperlink r:id="rId15" w:history="1">
+        <w:hyperlink r:id="rId16" w:history="1">
           <w:r>
             <w:rPr>
               <w:rStyle w:val="Hyperlink"/>
@@ -763,7 +752,7 @@
           <w:sz w:val="24"/>
           <w:u w:val="single"/>
         </w:rPr>
-        <w:hyperlink r:id="rId15" w:history="1">
+        <w:hyperlink r:id="rId16" w:history="1">
           <w:r>
             <w:rPr>
               <w:rStyle w:val="Hyperlink"/>
@@ -791,7 +780,14 @@
           <w:color w:val="000000"/>
           <w:sz w:val="24"/>
         </w:rPr>
-        <w:t xml:space="preserve">ge </w:t>
+        <w:hyperlink r:id="rId15" w:history="1">
+          <w:r>
+            <w:rPr>
+              <w:rStyle w:val="Hyperlink"/>
+            </w:rPr>
+            <w:t xml:space="preserve">ge </w:t>
+          </w:r>
+        </w:hyperlink>
       </w:r>
       <w:r>
         <w:rPr>
@@ -802,7 +798,7 @@
           <w:sz w:val="24"/>
           <w:u w:val="single"/>
         </w:rPr>
-        <w:hyperlink r:id="rId16" w:history="1">
+        <w:hyperlink r:id="rId15" w:history="1">
           <w:r>
             <w:rPr>
               <w:rStyle w:val="Hyperlink"/>
@@ -831,7 +827,7 @@
           <w:sz w:val="24"/>
           <w:u w:val="single"/>
         </w:rPr>
-        <w:hyperlink r:id="rId16" w:history="1">
+        <w:hyperlink r:id="rId15" w:history="1">
           <w:r>
             <w:rPr>
               <w:rStyle w:val="Hyperlink"/>
@@ -849,12 +845,12 @@
           <w:sz w:val="24"/>
           <w:u w:val="single"/>
         </w:rPr>
-        <w:hyperlink r:id="rId16" w:history="1">
+        <w:hyperlink r:id="rId17" w:history="1">
           <w:r>
             <w:rPr>
               <w:rStyle w:val="Hyperlink"/>
             </w:rPr>
-            <w:t>thnografisc</w:t>
+            <w:t>thnografis</w:t>
           </w:r>
         </w:hyperlink>
       </w:r>
@@ -865,7 +861,23 @@
           <w:i w:val="0"/>
           <w:color w:val="0000FF"/>
           <w:sz w:val="24"/>
-          <w:u w:val="single"/>
+        </w:rPr>
+        <w:hyperlink r:id="rId17" w:history="1">
+          <w:r>
+            <w:rPr>
+              <w:rStyle w:val="Hyperlink"/>
+            </w:rPr>
+            <w:t>c</w:t>
+          </w:r>
+        </w:hyperlink>
+      </w:r>
+      <w:r>
+        <w:rPr>
+          <w:rFonts w:ascii="Charis SIL Regular" w:hAnsi="Charis SIL Regular" w:eastAsia="Charis SIL Regular"/>
+          <w:b w:val="0"/>
+          <w:i w:val="0"/>
+          <w:color w:val="0000FF"/>
+          <w:sz w:val="24"/>
         </w:rPr>
         <w:t>h</w:t>
       </w:r>
@@ -889,24 +901,14 @@
           <w:sz w:val="24"/>
           <w:u w:val="single"/>
         </w:rPr>
-        <w:hyperlink r:id="rId16" w:history="1">
+        <w:hyperlink r:id="rId17" w:history="1">
           <w:r>
             <w:rPr>
               <w:rStyle w:val="Hyperlink"/>
             </w:rPr>
-            <w:t>Museu</w:t>
+            <w:t>Museum</w:t>
           </w:r>
         </w:hyperlink>
-      </w:r>
-      <w:r>
-        <w:rPr>
-          <w:rFonts w:ascii="Charis SIL Regular" w:hAnsi="Charis SIL Regular" w:eastAsia="Charis SIL Regular"/>
-          <w:b w:val="0"/>
-          <w:i w:val="0"/>
-          <w:color w:val="0000FF"/>
-          <w:sz w:val="24"/>
-        </w:rPr>
-        <w:t>m</w:t>
       </w:r>
       <w:r>
         <w:rPr>
@@ -927,7 +929,7 @@
           <w:color w:val="000000"/>
           <w:sz w:val="24"/>
         </w:rPr>
-        <w:hyperlink r:id="rId15" w:history="1">
+        <w:hyperlink r:id="rId16" w:history="1">
           <w:r>
             <w:rPr>
               <w:rStyle w:val="Hyperlink"/>
@@ -956,7 +958,7 @@
           <w:color w:val="000000"/>
           <w:sz w:val="24"/>
         </w:rPr>
-        <w:hyperlink r:id="rId15" w:history="1">
+        <w:hyperlink r:id="rId16" w:history="1">
           <w:r>
             <w:rPr>
               <w:rStyle w:val="Hyperlink"/>
@@ -974,7 +976,7 @@
           <w:color w:val="000000"/>
           <w:sz w:val="24"/>
         </w:rPr>
-        <w:hyperlink r:id="rId15" w:history="1">
+        <w:hyperlink r:id="rId16" w:history="1">
           <w:r>
             <w:rPr>
               <w:rStyle w:val="Hyperlink"/>
@@ -1002,7 +1004,7 @@
           <w:color w:val="000000"/>
           <w:sz w:val="24"/>
         </w:rPr>
-        <w:hyperlink r:id="rId16" w:history="1">
+        <w:hyperlink r:id="rId17" w:history="1">
           <w:r>
             <w:rPr>
               <w:rStyle w:val="Hyperlink"/>
@@ -1020,7 +1022,7 @@
           <w:color w:val="000000"/>
           <w:sz w:val="24"/>
         </w:rPr>
-        <w:hyperlink r:id="rId16" w:history="1">
+        <w:hyperlink r:id="rId17" w:history="1">
           <w:r>
             <w:rPr>
               <w:rStyle w:val="Hyperlink"/>
@@ -1038,7 +1040,7 @@
           <w:color w:val="000000"/>
           <w:sz w:val="24"/>
         </w:rPr>
-        <w:hyperlink r:id="rId16" w:history="1">
+        <w:hyperlink r:id="rId17" w:history="1">
           <w:r>
             <w:rPr>
               <w:rStyle w:val="Hyperlink"/>
@@ -1056,7 +1058,7 @@
           <w:color w:val="000000"/>
           <w:sz w:val="24"/>
         </w:rPr>
-        <w:hyperlink r:id="rId16" w:history="1">
+        <w:hyperlink r:id="rId17" w:history="1">
           <w:r>
             <w:rPr>
               <w:rStyle w:val="Hyperlink"/>
@@ -1074,7 +1076,7 @@
           <w:color w:val="000000"/>
           <w:sz w:val="24"/>
         </w:rPr>
-        <w:hyperlink r:id="rId16" w:history="1">
+        <w:hyperlink r:id="rId17" w:history="1">
           <w:r>
             <w:rPr>
               <w:rStyle w:val="Hyperlink"/>
@@ -1152,7 +1154,7 @@
           <w:sz w:val="24"/>
           <w:u w:val="single"/>
         </w:rPr>
-        <w:hyperlink r:id="rId17" w:history="1">
+        <w:hyperlink r:id="rId18" w:history="1">
           <w:r>
             <w:rPr>
               <w:rStyle w:val="Hyperlink"/>
@@ -1181,7 +1183,7 @@
           <w:sz w:val="24"/>
           <w:u w:val="single"/>
         </w:rPr>
-        <w:hyperlink r:id="rId17" w:history="1">
+        <w:hyperlink r:id="rId18" w:history="1">
           <w:r>
             <w:rPr>
               <w:rStyle w:val="Hyperlink"/>
@@ -1219,7 +1221,7 @@
           <w:color w:val="000000"/>
           <w:sz w:val="24"/>
         </w:rPr>
-        <w:hyperlink r:id="rId17" w:history="1">
+        <w:hyperlink r:id="rId18" w:history="1">
           <w:r>
             <w:rPr>
               <w:rStyle w:val="Hyperlink"/>
@@ -1237,7 +1239,7 @@
           <w:color w:val="000000"/>
           <w:sz w:val="24"/>
         </w:rPr>
-        <w:hyperlink r:id="rId17" w:history="1">
+        <w:hyperlink r:id="rId18" w:history="1">
           <w:r>
             <w:rPr>
               <w:rStyle w:val="Hyperlink"/>
@@ -1265,7 +1267,7 @@
           <w:sz w:val="24"/>
           <w:u w:val="single"/>
         </w:rPr>
-        <w:hyperlink r:id="rId16" w:history="1">
+        <w:hyperlink r:id="rId17" w:history="1">
           <w:r>
             <w:rPr>
               <w:rStyle w:val="Hyperlink"/>
@@ -1294,7 +1296,7 @@
           <w:sz w:val="24"/>
           <w:u w:val="single"/>
         </w:rPr>
-        <w:hyperlink r:id="rId16" w:history="1">
+        <w:hyperlink r:id="rId17" w:history="1">
           <w:r>
             <w:rPr>
               <w:rStyle w:val="Hyperlink"/>
@@ -1582,7 +1584,7 @@
           <w:sz w:val="24"/>
           <w:u w:val="single"/>
         </w:rPr>
-        <w:hyperlink r:id="rId18" w:history="1">
+        <w:hyperlink r:id="rId19" w:history="1">
           <w:r>
             <w:rPr>
               <w:rStyle w:val="Hyperlink"/>
@@ -1600,7 +1602,7 @@
           <w:sz w:val="24"/>
           <w:u w:val="single"/>
         </w:rPr>
-        <w:hyperlink r:id="rId18" w:history="1">
+        <w:hyperlink r:id="rId19" w:history="1">
           <w:r>
             <w:rPr>
               <w:rStyle w:val="Hyperlink"/>
@@ -1618,7 +1620,7 @@
           <w:sz w:val="24"/>
           <w:u w:val="single"/>
         </w:rPr>
-        <w:hyperlink r:id="rId18" w:history="1">
+        <w:hyperlink r:id="rId19" w:history="1">
           <w:r>
             <w:rPr>
               <w:rStyle w:val="Hyperlink"/>
@@ -1636,7 +1638,7 @@
           <w:sz w:val="24"/>
           <w:u w:val="single"/>
         </w:rPr>
-        <w:hyperlink r:id="rId18" w:history="1">
+        <w:hyperlink r:id="rId19" w:history="1">
           <w:r>
             <w:rPr>
               <w:rStyle w:val="Hyperlink"/>
@@ -1654,7 +1656,7 @@
           <w:sz w:val="24"/>
           <w:u w:val="single"/>
         </w:rPr>
-        <w:hyperlink r:id="rId18" w:history="1">
+        <w:hyperlink r:id="rId19" w:history="1">
           <w:r>
             <w:rPr>
               <w:rStyle w:val="Hyperlink"/>
@@ -1672,7 +1674,7 @@
           <w:sz w:val="24"/>
           <w:u w:val="single"/>
         </w:rPr>
-        <w:hyperlink r:id="rId18" w:history="1">
+        <w:hyperlink r:id="rId19" w:history="1">
           <w:r>
             <w:rPr>
               <w:rStyle w:val="Hyperlink"/>
@@ -1690,7 +1692,7 @@
           <w:sz w:val="24"/>
           <w:u w:val="single"/>
         </w:rPr>
-        <w:hyperlink r:id="rId18" w:history="1">
+        <w:hyperlink r:id="rId19" w:history="1">
           <w:r>
             <w:rPr>
               <w:rStyle w:val="Hyperlink"/>
@@ -1837,7 +1839,7 @@
           <w:sz w:val="24"/>
           <w:u w:val="single"/>
         </w:rPr>
-        <w:hyperlink r:id="rId19" w:history="1">
+        <w:hyperlink r:id="rId20" w:history="1">
           <w:r>
             <w:rPr>
               <w:rStyle w:val="Hyperlink"/>
@@ -1855,7 +1857,7 @@
           <w:sz w:val="24"/>
           <w:u w:val="single"/>
         </w:rPr>
-        <w:hyperlink r:id="rId19" w:history="1">
+        <w:hyperlink r:id="rId20" w:history="1">
           <w:r>
             <w:rPr>
               <w:rStyle w:val="Hyperlink"/>
@@ -1873,7 +1875,7 @@
           <w:sz w:val="24"/>
           <w:u w:val="single"/>
         </w:rPr>
-        <w:hyperlink r:id="rId19" w:history="1">
+        <w:hyperlink r:id="rId20" w:history="1">
           <w:r>
             <w:rPr>
               <w:rStyle w:val="Hyperlink"/>
@@ -1891,7 +1893,7 @@
           <w:sz w:val="24"/>
           <w:u w:val="single"/>
         </w:rPr>
-        <w:hyperlink r:id="rId19" w:history="1">
+        <w:hyperlink r:id="rId20" w:history="1">
           <w:r>
             <w:rPr>
               <w:rStyle w:val="Hyperlink"/>
@@ -1909,7 +1911,7 @@
           <w:sz w:val="24"/>
           <w:u w:val="single"/>
         </w:rPr>
-        <w:hyperlink r:id="rId19" w:history="1">
+        <w:hyperlink r:id="rId20" w:history="1">
           <w:r>
             <w:rPr>
               <w:rStyle w:val="Hyperlink"/>
@@ -1927,7 +1929,7 @@
           <w:sz w:val="24"/>
           <w:u w:val="single"/>
         </w:rPr>
-        <w:hyperlink r:id="rId19" w:history="1">
+        <w:hyperlink r:id="rId20" w:history="1">
           <w:r>
             <w:rPr>
               <w:rStyle w:val="Hyperlink"/>
@@ -2040,7 +2042,7 @@
           <w:color w:val="0000FF"/>
           <w:sz w:val="24"/>
         </w:rPr>
-        <w:hyperlink r:id="rId20" w:history="1">
+        <w:hyperlink r:id="rId21" w:history="1">
           <w:r>
             <w:rPr>
               <w:rStyle w:val="Hyperlink"/>
@@ -2057,7 +2059,7 @@
           <w:color w:val="0000FF"/>
           <w:sz w:val="24"/>
         </w:rPr>
-        <w:hyperlink r:id="rId20" w:history="1">
+        <w:hyperlink r:id="rId21" w:history="1">
           <w:r>
             <w:rPr>
               <w:rStyle w:val="Hyperlink"/>
@@ -2074,7 +2076,7 @@
           <w:color w:val="0000FF"/>
           <w:sz w:val="24"/>
         </w:rPr>
-        <w:hyperlink r:id="rId20" w:history="1">
+        <w:hyperlink r:id="rId21" w:history="1">
           <w:r>
             <w:rPr>
               <w:rStyle w:val="Hyperlink"/>
@@ -2184,7 +2186,7 @@
           <w:color w:val="0000FF"/>
           <w:sz w:val="24"/>
         </w:rPr>
-        <w:hyperlink r:id="rId21" w:history="1">
+        <w:hyperlink r:id="rId22" w:history="1">
           <w:r>
             <w:rPr>
               <w:rStyle w:val="Hyperlink"/>
@@ -2201,7 +2203,7 @@
           <w:color w:val="0000FF"/>
           <w:sz w:val="24"/>
         </w:rPr>
-        <w:hyperlink r:id="rId21" w:history="1">
+        <w:hyperlink r:id="rId22" w:history="1">
           <w:r>
             <w:rPr>
               <w:rStyle w:val="Hyperlink"/>
@@ -2289,7 +2291,7 @@
           <w:sz w:val="24"/>
           <w:u w:val="single"/>
         </w:rPr>
-        <w:hyperlink r:id="rId22" w:history="1">
+        <w:hyperlink r:id="rId23" w:history="1">
           <w:r>
             <w:rPr>
               <w:rStyle w:val="Hyperlink"/>
@@ -2307,7 +2309,7 @@
           <w:sz w:val="24"/>
           <w:u w:val="single"/>
         </w:rPr>
-        <w:hyperlink r:id="rId22" w:history="1">
+        <w:hyperlink r:id="rId23" w:history="1">
           <w:r>
             <w:rPr>
               <w:rStyle w:val="Hyperlink"/>
@@ -2425,7 +2427,7 @@
           <w:sz w:val="24"/>
           <w:u w:val="single"/>
         </w:rPr>
-        <w:hyperlink r:id="rId23" w:history="1">
+        <w:hyperlink r:id="rId24" w:history="1">
           <w:r>
             <w:rPr>
               <w:rStyle w:val="Hyperlink"/>
@@ -2443,7 +2445,7 @@
           <w:sz w:val="24"/>
           <w:u w:val="single"/>
         </w:rPr>
-        <w:hyperlink r:id="rId23" w:history="1">
+        <w:hyperlink r:id="rId24" w:history="1">
           <w:r>
             <w:rPr>
               <w:rStyle w:val="Hyperlink"/>
@@ -2461,7 +2463,7 @@
           <w:sz w:val="24"/>
           <w:u w:val="single"/>
         </w:rPr>
-        <w:hyperlink r:id="rId23" w:history="1">
+        <w:hyperlink r:id="rId24" w:history="1">
           <w:r>
             <w:rPr>
               <w:rStyle w:val="Hyperlink"/>
@@ -2489,7 +2491,7 @@
           <w:sz w:val="24"/>
           <w:u w:val="single"/>
         </w:rPr>
-        <w:hyperlink r:id="rId24" w:history="1">
+        <w:hyperlink r:id="rId25" w:history="1">
           <w:r>
             <w:rPr>
               <w:rStyle w:val="Hyperlink"/>
@@ -2518,7 +2520,7 @@
           <w:sz w:val="24"/>
           <w:u w:val="single"/>
         </w:rPr>
-        <w:hyperlink r:id="rId24" w:history="1">
+        <w:hyperlink r:id="rId25" w:history="1">
           <w:r>
             <w:rPr>
               <w:rStyle w:val="Hyperlink"/>
@@ -2646,7 +2648,7 @@
           <w:sz w:val="24"/>
           <w:u w:val="single"/>
         </w:rPr>
-        <w:hyperlink r:id="rId25" w:history="1">
+        <w:hyperlink r:id="rId26" w:history="1">
           <w:r>
             <w:rPr>
               <w:rStyle w:val="Hyperlink"/>
@@ -2664,7 +2666,7 @@
           <w:sz w:val="24"/>
           <w:u w:val="single"/>
         </w:rPr>
-        <w:hyperlink r:id="rId25" w:history="1">
+        <w:hyperlink r:id="rId26" w:history="1">
           <w:r>
             <w:rPr>
               <w:rStyle w:val="Hyperlink"/>
@@ -2682,7 +2684,7 @@
           <w:sz w:val="24"/>
           <w:u w:val="single"/>
         </w:rPr>
-        <w:hyperlink r:id="rId25" w:history="1">
+        <w:hyperlink r:id="rId26" w:history="1">
           <w:r>
             <w:rPr>
               <w:rStyle w:val="Hyperlink"/>
@@ -2700,7 +2702,7 @@
           <w:sz w:val="24"/>
           <w:u w:val="single"/>
         </w:rPr>
-        <w:hyperlink r:id="rId25" w:history="1">
+        <w:hyperlink r:id="rId26" w:history="1">
           <w:r>
             <w:rPr>
               <w:rStyle w:val="Hyperlink"/>
@@ -2802,7 +2804,7 @@
           <w:sz w:val="24"/>
           <w:u w:val="single"/>
         </w:rPr>
-        <w:hyperlink r:id="rId26" w:history="1">
+        <w:hyperlink r:id="rId27" w:history="1">
           <w:r>
             <w:rPr>
               <w:rStyle w:val="Hyperlink"/>
@@ -2820,7 +2822,7 @@
           <w:sz w:val="24"/>
           <w:u w:val="single"/>
         </w:rPr>
-        <w:hyperlink r:id="rId26" w:history="1">
+        <w:hyperlink r:id="rId27" w:history="1">
           <w:r>
             <w:rPr>
               <w:rStyle w:val="Hyperlink"/>
@@ -2838,7 +2840,7 @@
           <w:sz w:val="24"/>
           <w:u w:val="single"/>
         </w:rPr>
-        <w:hyperlink r:id="rId26" w:history="1">
+        <w:hyperlink r:id="rId27" w:history="1">
           <w:r>
             <w:rPr>
               <w:rStyle w:val="Hyperlink"/>
@@ -2856,7 +2858,7 @@
           <w:sz w:val="24"/>
           <w:u w:val="single"/>
         </w:rPr>
-        <w:hyperlink r:id="rId26" w:history="1">
+        <w:hyperlink r:id="rId27" w:history="1">
           <w:r>
             <w:rPr>
               <w:rStyle w:val="Hyperlink"/>
@@ -2884,7 +2886,7 @@
           <w:sz w:val="24"/>
           <w:u w:val="single"/>
         </w:rPr>
-        <w:hyperlink r:id="rId27" w:history="1">
+        <w:hyperlink r:id="rId28" w:history="1">
           <w:r>
             <w:rPr>
               <w:rStyle w:val="Hyperlink"/>
@@ -2905,7 +2907,7 @@
           <w:sz w:val="24"/>
           <w:u w:val="single"/>
         </w:rPr>
-        <w:hyperlink r:id="rId26" w:history="1">
+        <w:hyperlink r:id="rId27" w:history="1">
           <w:r>
             <w:rPr>
               <w:rStyle w:val="Hyperlink"/>
@@ -2923,7 +2925,7 @@
           <w:sz w:val="24"/>
           <w:u w:val="single"/>
         </w:rPr>
-        <w:hyperlink r:id="rId26" w:history="1">
+        <w:hyperlink r:id="rId27" w:history="1">
           <w:r>
             <w:rPr>
               <w:rStyle w:val="Hyperlink"/>
@@ -2951,7 +2953,7 @@
           <w:sz w:val="24"/>
           <w:u w:val="single"/>
         </w:rPr>
-        <w:hyperlink r:id="rId26" w:history="1">
+        <w:hyperlink r:id="rId27" w:history="1">
           <w:r>
             <w:rPr>
               <w:rStyle w:val="Hyperlink"/>
@@ -2980,7 +2982,7 @@
           <w:sz w:val="24"/>
           <w:u w:val="single"/>
         </w:rPr>
-        <w:hyperlink r:id="rId28" w:history="1">
+        <w:hyperlink r:id="rId29" w:history="1">
           <w:r>
             <w:rPr>
               <w:rStyle w:val="Hyperlink"/>
@@ -2998,7 +3000,7 @@
           <w:sz w:val="24"/>
           <w:u w:val="single"/>
         </w:rPr>
-        <w:hyperlink r:id="rId28" w:history="1">
+        <w:hyperlink r:id="rId29" w:history="1">
           <w:r>
             <w:rPr>
               <w:rStyle w:val="Hyperlink"/>
@@ -3074,7 +3076,7 @@
           <w:sz w:val="24"/>
           <w:u w:val="single"/>
         </w:rPr>
-        <w:hyperlink r:id="rId29" w:history="1">
+        <w:hyperlink r:id="rId30" w:history="1">
           <w:r>
             <w:rPr>
               <w:rStyle w:val="Hyperlink"/>
@@ -3092,7 +3094,7 @@
           <w:sz w:val="24"/>
           <w:u w:val="single"/>
         </w:rPr>
-        <w:hyperlink r:id="rId29" w:history="1">
+        <w:hyperlink r:id="rId30" w:history="1">
           <w:r>
             <w:rPr>
               <w:rStyle w:val="Hyperlink"/>
@@ -3110,7 +3112,7 @@
           <w:sz w:val="24"/>
           <w:u w:val="single"/>
         </w:rPr>
-        <w:hyperlink r:id="rId29" w:history="1">
+        <w:hyperlink r:id="rId30" w:history="1">
           <w:r>
             <w:rPr>
               <w:rStyle w:val="Hyperlink"/>
@@ -3138,7 +3140,7 @@
           <w:sz w:val="24"/>
           <w:u w:val="single"/>
         </w:rPr>
-        <w:hyperlink r:id="rId29" w:history="1">
+        <w:hyperlink r:id="rId30" w:history="1">
           <w:r>
             <w:rPr>
               <w:rStyle w:val="Hyperlink"/>
@@ -3167,7 +3169,7 @@
           <w:sz w:val="24"/>
           <w:u w:val="single"/>
         </w:rPr>
-        <w:hyperlink r:id="rId29" w:history="1">
+        <w:hyperlink r:id="rId30" w:history="1">
           <w:r>
             <w:rPr>
               <w:rStyle w:val="Hyperlink"/>
@@ -3289,7 +3291,7 @@
           <w:sz w:val="24"/>
           <w:u w:val="single"/>
         </w:rPr>
-        <w:hyperlink r:id="rId30" w:history="1">
+        <w:hyperlink r:id="rId31" w:history="1">
           <w:r>
             <w:rPr>
               <w:rStyle w:val="Hyperlink"/>
@@ -3307,7 +3309,7 @@
           <w:sz w:val="24"/>
           <w:u w:val="single"/>
         </w:rPr>
-        <w:hyperlink r:id="rId30" w:history="1">
+        <w:hyperlink r:id="rId31" w:history="1">
           <w:r>
             <w:rPr>
               <w:rStyle w:val="Hyperlink"/>
@@ -3325,7 +3327,7 @@
           <w:sz w:val="24"/>
           <w:u w:val="single"/>
         </w:rPr>
-        <w:hyperlink r:id="rId30" w:history="1">
+        <w:hyperlink r:id="rId31" w:history="1">
           <w:r>
             <w:rPr>
               <w:rStyle w:val="Hyperlink"/>
@@ -3353,7 +3355,7 @@
           <w:sz w:val="24"/>
           <w:u w:val="single"/>
         </w:rPr>
-        <w:hyperlink r:id="rId30" w:history="1">
+        <w:hyperlink r:id="rId31" w:history="1">
           <w:r>
             <w:rPr>
               <w:rStyle w:val="Hyperlink"/>
@@ -3382,7 +3384,7 @@
           <w:sz w:val="24"/>
           <w:u w:val="single"/>
         </w:rPr>
-        <w:hyperlink r:id="rId30" w:history="1">
+        <w:hyperlink r:id="rId31" w:history="1">
           <w:r>
             <w:rPr>
               <w:rStyle w:val="Hyperlink"/>
